--- a/public/templates/上诉状.docx
+++ b/public/templates/上诉状.docx
@@ -32,22 +32,37 @@
           <w:sz w:val="24"/>
           <w:szCs w:val="24"/>
         </w:rPr>
-        <w:t xml:space="preserve">上诉人（原审{{原告/被告}}）：{{上诉人姓名}}，性别：{{性别}}，{{出生日期}}出生，{{民族}}族，住址：{{住址}}，联系电话：{{电话}}。</w:t>
-      </w:r>
-    </w:p>
-    <w:p>
-      <w:pPr>
-        <w:spacing w:line="360"/>
-        <w:ind w:firstLine="480"/>
-      </w:pPr>
-      <w:r>
-        <w:rPr>
-          <w:rFonts w:ascii="宋体" w:cs="宋体" w:eastAsia="宋体" w:hAnsi="宋体"/>
-          <w:color w:val="FF0000"/>
-          <w:sz w:val="24"/>
-          <w:szCs w:val="24"/>
-        </w:rPr>
-        <w:t xml:space="preserve">被上诉人（原审{{原告/被告}}）：{{被上诉人姓名}}，性别：{{性别}}，{{出生日期}}出生，{{民族}}族，住址：{{住址}}，联系电话：{{电话}}。</w:t>
+        <w:t xml:space="preserve">上诉人（原审{{原告/被告}}）：{{上诉人姓名}}，{{性别}}，{{出生日期}}出生，{{民族}}族，{{身份证号}}，住址：{{住址}}，联系电话：{{电话}}。</w:t>
+      </w:r>
+    </w:p>
+    <w:p>
+      <w:pPr>
+        <w:spacing w:line="360"/>
+        <w:ind w:firstLine="480"/>
+      </w:pPr>
+      <w:r>
+        <w:rPr>
+          <w:rFonts w:ascii="宋体" w:cs="宋体" w:eastAsia="宋体" w:hAnsi="宋体"/>
+          <w:color w:val="FF0000"/>
+          <w:sz w:val="24"/>
+          <w:szCs w:val="24"/>
+        </w:rPr>
+        <w:t xml:space="preserve">委托诉讼代理人：{{代理人姓名}}，{{律师事务所名称}}律师。</w:t>
+      </w:r>
+    </w:p>
+    <w:p>
+      <w:pPr>
+        <w:spacing w:line="360"/>
+        <w:ind w:firstLine="480"/>
+      </w:pPr>
+      <w:r>
+        <w:rPr>
+          <w:rFonts w:ascii="宋体" w:cs="宋体" w:eastAsia="宋体" w:hAnsi="宋体"/>
+          <w:color w:val="FF0000"/>
+          <w:sz w:val="24"/>
+          <w:szCs w:val="24"/>
+        </w:rPr>
+        <w:t xml:space="preserve">被上诉人（原审{{原告/被告}}）：{{被上诉人姓名}}，{{性别}}，{{出生日期}}出生，{{民族}}族，{{身份证号}}，住址：{{住址}}，联系电话：{{电话}}。</w:t>
       </w:r>
     </w:p>
     <w:p/>
@@ -146,32 +161,174 @@
     </w:p>
     <w:p>
       <w:pPr>
-        <w:spacing w:line="360"/>
-        <w:ind w:firstLine="480"/>
-      </w:pPr>
-      <w:r>
-        <w:rPr>
-          <w:rFonts w:ascii="宋体" w:cs="宋体" w:eastAsia="宋体" w:hAnsi="宋体"/>
-          <w:color w:val="FF0000"/>
-          <w:sz w:val="24"/>
-          <w:szCs w:val="24"/>
-        </w:rPr>
-        <w:t xml:space="preserve">{{上诉理由}}</w:t>
-      </w:r>
-    </w:p>
-    <w:p/>
-    <w:p>
-      <w:pPr>
-        <w:spacing w:line="360"/>
-        <w:ind w:firstLine="480"/>
-      </w:pPr>
-      <w:r>
-        <w:rPr>
-          <w:rFonts w:ascii="宋体" w:cs="宋体" w:eastAsia="宋体" w:hAnsi="宋体"/>
-          <w:sz w:val="24"/>
-          <w:szCs w:val="24"/>
-        </w:rPr>
-        <w:t xml:space="preserve">综上所述，一审判决认定事实不清，适用法律错误，请求二审法院依法改判，支持上诉人的上诉请求。</w:t>
+        <w:spacing w:before="200" w:after="200"/>
+      </w:pPr>
+      <w:r>
+        <w:rPr>
+          <w:rFonts w:ascii="宋体" w:cs="宋体" w:eastAsia="宋体" w:hAnsi="宋体"/>
+          <w:b/>
+          <w:bCs/>
+          <w:color w:val="000000"/>
+          <w:sz w:val="28"/>
+          <w:szCs w:val="28"/>
+        </w:rPr>
+        <w:t xml:space="preserve">一、一审判决认定事实错误</w:t>
+      </w:r>
+    </w:p>
+    <w:p>
+      <w:pPr>
+        <w:spacing w:line="360"/>
+        <w:ind w:firstLine="480"/>
+      </w:pPr>
+      <w:r>
+        <w:rPr>
+          <w:rFonts w:ascii="宋体" w:cs="宋体" w:eastAsia="宋体" w:hAnsi="宋体"/>
+          <w:color w:val="FF0000"/>
+          <w:sz w:val="24"/>
+          <w:szCs w:val="24"/>
+        </w:rPr>
+        <w:t xml:space="preserve">{{事实认定错误}}</w:t>
+      </w:r>
+    </w:p>
+    <w:p/>
+    <w:p>
+      <w:pPr>
+        <w:spacing w:before="200" w:after="200"/>
+      </w:pPr>
+      <w:r>
+        <w:rPr>
+          <w:rFonts w:ascii="宋体" w:cs="宋体" w:eastAsia="宋体" w:hAnsi="宋体"/>
+          <w:b/>
+          <w:bCs/>
+          <w:color w:val="000000"/>
+          <w:sz w:val="28"/>
+          <w:szCs w:val="28"/>
+        </w:rPr>
+        <w:t xml:space="preserve">二、一审判决适用法律错误</w:t>
+      </w:r>
+    </w:p>
+    <w:p>
+      <w:pPr>
+        <w:spacing w:line="360"/>
+        <w:ind w:firstLine="480"/>
+      </w:pPr>
+      <w:r>
+        <w:rPr>
+          <w:rFonts w:ascii="宋体" w:cs="宋体" w:eastAsia="宋体" w:hAnsi="宋体"/>
+          <w:color w:val="FF0000"/>
+          <w:sz w:val="24"/>
+          <w:szCs w:val="24"/>
+        </w:rPr>
+        <w:t xml:space="preserve">{{法律适用错误}}</w:t>
+      </w:r>
+    </w:p>
+    <w:p/>
+    <w:p>
+      <w:pPr>
+        <w:spacing w:before="200" w:after="200"/>
+      </w:pPr>
+      <w:r>
+        <w:rPr>
+          <w:rFonts w:ascii="宋体" w:cs="宋体" w:eastAsia="宋体" w:hAnsi="宋体"/>
+          <w:b/>
+          <w:bCs/>
+          <w:color w:val="000000"/>
+          <w:sz w:val="28"/>
+          <w:szCs w:val="28"/>
+        </w:rPr>
+        <w:t xml:space="preserve">三、一审判决程序违法</w:t>
+      </w:r>
+    </w:p>
+    <w:p>
+      <w:pPr>
+        <w:spacing w:line="360"/>
+        <w:ind w:firstLine="480"/>
+      </w:pPr>
+      <w:r>
+        <w:rPr>
+          <w:rFonts w:ascii="宋体" w:cs="宋体" w:eastAsia="宋体" w:hAnsi="宋体"/>
+          <w:color w:val="FF0000"/>
+          <w:sz w:val="24"/>
+          <w:szCs w:val="24"/>
+        </w:rPr>
+        <w:t xml:space="preserve">{{程序违法情形}}</w:t>
+      </w:r>
+    </w:p>
+    <w:p/>
+    <w:p>
+      <w:pPr>
+        <w:spacing w:line="360"/>
+        <w:ind w:firstLine="480"/>
+      </w:pPr>
+      <w:r>
+        <w:rPr>
+          <w:rFonts w:ascii="宋体" w:cs="宋体" w:eastAsia="宋体" w:hAnsi="宋体"/>
+          <w:sz w:val="24"/>
+          <w:szCs w:val="24"/>
+        </w:rPr>
+        <w:t xml:space="preserve">综上所述，一审判决认定事实不清，适用法律错误，程序违法，请求二审法院依法撤销一审判决，改判支持上诉人的诉讼请求，并由被上诉人承担一、二审诉讼费用。</w:t>
+      </w:r>
+    </w:p>
+    <w:p/>
+    <w:p>
+      <w:pPr>
+        <w:spacing w:before="200" w:after="200"/>
+      </w:pPr>
+      <w:r>
+        <w:rPr>
+          <w:rFonts w:ascii="宋体" w:cs="宋体" w:eastAsia="宋体" w:hAnsi="宋体"/>
+          <w:b/>
+          <w:bCs/>
+          <w:color w:val="000000"/>
+          <w:sz w:val="28"/>
+          <w:szCs w:val="28"/>
+        </w:rPr>
+        <w:t xml:space="preserve">证据清单：</w:t>
+      </w:r>
+    </w:p>
+    <w:p>
+      <w:pPr>
+        <w:spacing w:line="360"/>
+        <w:ind w:firstLine="480"/>
+      </w:pPr>
+      <w:r>
+        <w:rPr>
+          <w:rFonts w:ascii="宋体" w:cs="宋体" w:eastAsia="宋体" w:hAnsi="宋体"/>
+          <w:color w:val="FF0000"/>
+          <w:sz w:val="24"/>
+          <w:szCs w:val="24"/>
+        </w:rPr>
+        <w:t xml:space="preserve">1. 一审判决书复印件（{{页数}}页）；</w:t>
+      </w:r>
+    </w:p>
+    <w:p>
+      <w:pPr>
+        <w:spacing w:line="360"/>
+        <w:ind w:firstLine="480"/>
+      </w:pPr>
+      <w:r>
+        <w:rPr>
+          <w:rFonts w:ascii="宋体" w:cs="宋体" w:eastAsia="宋体" w:hAnsi="宋体"/>
+          <w:color w:val="FF0000"/>
+          <w:sz w:val="24"/>
+          <w:szCs w:val="24"/>
+        </w:rPr>
+        <w:t xml:space="preserve">2. {{新证据1名称}}（{{页数}}页）；</w:t>
+      </w:r>
+    </w:p>
+    <w:p>
+      <w:pPr>
+        <w:spacing w:line="360"/>
+        <w:ind w:firstLine="480"/>
+      </w:pPr>
+      <w:r>
+        <w:rPr>
+          <w:rFonts w:ascii="宋体" w:cs="宋体" w:eastAsia="宋体" w:hAnsi="宋体"/>
+          <w:color w:val="FF0000"/>
+          <w:sz w:val="24"/>
+          <w:szCs w:val="24"/>
+        </w:rPr>
+        <w:t xml:space="preserve">3. {{新证据2名称}}（{{页数}}页）。</w:t>
       </w:r>
     </w:p>
     <w:p/>
